--- a/FASE 1/Evidencias Proyecto/Evidencias de documentacion/06_Especificacion_Requerimientos.docx
+++ b/FASE 1/Evidencias Proyecto/Evidencias de documentacion/06_Especificacion_Requerimientos.docx
@@ -3474,15 +3474,7 @@
     </w:p>
     <w:p>
       <w:r>
-        <w:t xml:space="preserve">Preferencias alimentarias (RF-18), opiniones (RF-19) y notificaciones (RF-20) requieren identificar al estudiante de forma persistente. La vía propuesta es una cuenta institucional DUOC Microsoft (SSO), pero esto depende de que administración de la sede/TI registre la aplicación en el </w:t>
-      </w:r>
-      <w:proofErr w:type="spellStart"/>
-      <w:r>
-        <w:t>tenant</w:t>
-      </w:r>
-      <w:proofErr w:type="spellEnd"/>
-      <w:r>
-        <w:t xml:space="preserve"> de Microsoft de DUOC y autorice su uso, algo que el equipo no controla, igual que ocurre con el sistema de caja de Campomar (Documento de Alcance, sección 7). Por eso se trata como escenario condicionado, no como requisito del MVP.</w:t>
+        <w:t>Preferencias alimentarias (RF-18), opiniones (RF-19) y notificaciones (RF-20) requieren identificar al estudiante de forma persistente. La vía propuesta es una cuenta institucional DUOC Microsoft (SSO), pero esto depende de que administración de la sede/TI registre la aplicación en el tenant de Microsoft de DUOC y autorice su uso, algo que el equipo no controla, igual que ocurre con el sistema de caja de Campomar (Documento de Alcance, sección 7). Por eso se trata como escenario condicionado, no como requisito del MVP.</w:t>
       </w:r>
     </w:p>
     <w:tbl>
@@ -3812,7 +3804,13 @@
         <w:pStyle w:val="Ttulo2"/>
       </w:pPr>
       <w:r>
-        <w:t>3.2 Nota sobre información nutricional (actualización de RF-10)</w:t>
+        <w:t xml:space="preserve">3.2 </w:t>
+      </w:r>
+      <w:r>
+        <w:t>S</w:t>
+      </w:r>
+      <w:r>
+        <w:t xml:space="preserve">obre información nutricional </w:t>
       </w:r>
     </w:p>
     <w:p>
@@ -3838,9 +3836,9 @@
         <w:tblLook w:val="04A0" w:firstRow="1" w:lastRow="0" w:firstColumn="1" w:lastColumn="0" w:noHBand="0" w:noVBand="1"/>
       </w:tblPr>
       <w:tblGrid>
-        <w:gridCol w:w="846"/>
-        <w:gridCol w:w="7938"/>
-        <w:gridCol w:w="1616"/>
+        <w:gridCol w:w="844"/>
+        <w:gridCol w:w="7889"/>
+        <w:gridCol w:w="1667"/>
       </w:tblGrid>
       <w:tr>
         <w:trPr>
@@ -4577,6 +4575,83 @@
             </w:pPr>
             <w:r>
               <w:t>Trazabilidad</w:t>
+            </w:r>
+          </w:p>
+        </w:tc>
+      </w:tr>
+      <w:tr>
+        <w:tc>
+          <w:tcPr>
+            <w:tcW w:w="846" w:type="dxa"/>
+            <w:tcBorders>
+              <w:top w:val="single" w:sz="4" w:space="0" w:color="auto"/>
+              <w:left w:val="single" w:sz="4" w:space="0" w:color="auto"/>
+              <w:bottom w:val="single" w:sz="4" w:space="0" w:color="auto"/>
+              <w:right w:val="single" w:sz="4" w:space="0" w:color="auto"/>
+            </w:tcBorders>
+            <w:tcMar>
+              <w:top w:w="90" w:type="dxa"/>
+              <w:left w:w="90" w:type="dxa"/>
+              <w:bottom w:w="90" w:type="dxa"/>
+              <w:right w:w="90" w:type="dxa"/>
+            </w:tcMar>
+          </w:tcPr>
+          <w:p>
+            <w:pPr>
+              <w:spacing w:after="0" w:line="240" w:lineRule="auto"/>
+            </w:pPr>
+            <w:r>
+              <w:t>RNF-09</w:t>
+            </w:r>
+          </w:p>
+        </w:tc>
+        <w:tc>
+          <w:tcPr>
+            <w:tcW w:w="7938" w:type="dxa"/>
+            <w:tcBorders>
+              <w:top w:val="single" w:sz="4" w:space="0" w:color="auto"/>
+              <w:left w:val="single" w:sz="4" w:space="0" w:color="auto"/>
+              <w:bottom w:val="single" w:sz="4" w:space="0" w:color="auto"/>
+              <w:right w:val="single" w:sz="4" w:space="0" w:color="auto"/>
+            </w:tcBorders>
+            <w:tcMar>
+              <w:top w:w="90" w:type="dxa"/>
+              <w:left w:w="90" w:type="dxa"/>
+              <w:bottom w:w="90" w:type="dxa"/>
+              <w:right w:w="90" w:type="dxa"/>
+            </w:tcMar>
+          </w:tcPr>
+          <w:p>
+            <w:pPr>
+              <w:spacing w:after="0" w:line="240" w:lineRule="auto"/>
+            </w:pPr>
+            <w:r>
+              <w:t>La API debe aceptar solicitudes desde un origen distinto (CORS), ya que el frontend y el backend se despliegan en dominios separados.</w:t>
+            </w:r>
+          </w:p>
+        </w:tc>
+        <w:tc>
+          <w:tcPr>
+            <w:tcW w:w="1616" w:type="dxa"/>
+            <w:tcBorders>
+              <w:top w:val="single" w:sz="4" w:space="0" w:color="auto"/>
+              <w:left w:val="single" w:sz="4" w:space="0" w:color="auto"/>
+              <w:bottom w:val="single" w:sz="4" w:space="0" w:color="auto"/>
+              <w:right w:val="single" w:sz="4" w:space="0" w:color="auto"/>
+            </w:tcBorders>
+            <w:tcMar>
+              <w:top w:w="90" w:type="dxa"/>
+              <w:left w:w="90" w:type="dxa"/>
+              <w:bottom w:w="90" w:type="dxa"/>
+              <w:right w:w="90" w:type="dxa"/>
+            </w:tcMar>
+          </w:tcPr>
+          <w:p>
+            <w:pPr>
+              <w:spacing w:after="0" w:line="240" w:lineRule="auto"/>
+            </w:pPr>
+            <w:r>
+              <w:t>Interoperabilidad</w:t>
             </w:r>
           </w:p>
         </w:tc>
@@ -4611,7 +4686,17 @@
           <w:sz w:val="28"/>
           <w:szCs w:val="28"/>
         </w:rPr>
-        <w:t>5. Restricciones y supuestos</w:t>
+        <w:t>4</w:t>
+      </w:r>
+      <w:r>
+        <w:rPr>
+          <w:b/>
+          <w:bCs/>
+          <w:color w:val="1F3864"/>
+          <w:sz w:val="28"/>
+          <w:szCs w:val="28"/>
+        </w:rPr>
+        <w:t>. Restricciones y supuestos</w:t>
       </w:r>
     </w:p>
     <w:p>
@@ -4619,7 +4704,10 @@
         <w:pStyle w:val="Ttulo2"/>
       </w:pPr>
       <w:r>
-        <w:t>5.1 Restricciones</w:t>
+        <w:t>4</w:t>
+      </w:r>
+      <w:r>
+        <w:t>.1 Restricciones</w:t>
       </w:r>
     </w:p>
     <w:p>
@@ -4641,15 +4729,7 @@
         <w:pStyle w:val="Prrafodelista"/>
       </w:pPr>
       <w:r>
-        <w:t xml:space="preserve">El equipo no tiene relación con el área de TI de DUOC responsable del </w:t>
-      </w:r>
-      <w:proofErr w:type="spellStart"/>
-      <w:r>
-        <w:t>tenant</w:t>
-      </w:r>
-      <w:proofErr w:type="spellEnd"/>
-      <w:r>
-        <w:t xml:space="preserve"> de Microsoft</w:t>
+        <w:t>El equipo no tiene relación con el área de TI de DUOC responsable del tenant de Microsoft</w:t>
       </w:r>
       <w:r>
         <w:t xml:space="preserve">, </w:t>
@@ -4671,15 +4751,7 @@
         <w:pStyle w:val="Prrafodelista"/>
       </w:pPr>
       <w:r>
-        <w:t xml:space="preserve">El </w:t>
-      </w:r>
-      <w:proofErr w:type="spellStart"/>
-      <w:r>
-        <w:t>stack</w:t>
-      </w:r>
-      <w:proofErr w:type="spellEnd"/>
-      <w:r>
-        <w:t xml:space="preserve"> tecnológico definitivo (Node.js/Express o Laravel; PostgreSQL o MySQL) no está confirmado, depende del levantamiento técnico pendiente.</w:t>
+        <w:t>El stack tecnológico definitivo (Node.js/Express o Laravel; PostgreSQL o MySQL) no está confirmado, depende del levantamiento técnico pendiente.</w:t>
       </w:r>
     </w:p>
     <w:p>
@@ -4687,7 +4759,10 @@
         <w:pStyle w:val="Ttulo2"/>
       </w:pPr>
       <w:r>
-        <w:t>5.2 Supuestos</w:t>
+        <w:t>4</w:t>
+      </w:r>
+      <w:r>
+        <w:t>.2 Supuestos</w:t>
       </w:r>
     </w:p>
     <w:p>
@@ -4749,11 +4824,22 @@
           <w:sz w:val="28"/>
           <w:szCs w:val="28"/>
         </w:rPr>
-        <w:t>6. Matriz de trazabilidad</w:t>
+        <w:t>5</w:t>
+      </w:r>
+      <w:r>
+        <w:rPr>
+          <w:b/>
+          <w:bCs/>
+          <w:color w:val="1F3864"/>
+          <w:sz w:val="28"/>
+          <w:szCs w:val="28"/>
+        </w:rPr>
+        <w:t>. Matriz de trazabilidad</w:t>
       </w:r>
     </w:p>
     <w:p>
       <w:r>
+        <w:lastRenderedPageBreak/>
         <w:t>P</w:t>
       </w:r>
       <w:r>
@@ -4818,7 +4904,6 @@
                 <w:b/>
                 <w:bCs/>
               </w:rPr>
-              <w:lastRenderedPageBreak/>
               <w:t>Requisito</w:t>
             </w:r>
           </w:p>
@@ -5913,7 +5998,17 @@
           <w:sz w:val="28"/>
           <w:szCs w:val="28"/>
         </w:rPr>
-        <w:t>7. Próximos pasos</w:t>
+        <w:t>6</w:t>
+      </w:r>
+      <w:r>
+        <w:rPr>
+          <w:b/>
+          <w:bCs/>
+          <w:color w:val="1F3864"/>
+          <w:sz w:val="28"/>
+          <w:szCs w:val="28"/>
+        </w:rPr>
+        <w:t>. Próximos pasos</w:t>
       </w:r>
     </w:p>
     <w:p>
@@ -5940,15 +6035,7 @@
         <w:pStyle w:val="Prrafodelista"/>
       </w:pPr>
       <w:r>
-        <w:t xml:space="preserve">Incorporar los </w:t>
-      </w:r>
-      <w:proofErr w:type="spellStart"/>
-      <w:r>
-        <w:t>wireframes</w:t>
-      </w:r>
-      <w:proofErr w:type="spellEnd"/>
-      <w:r>
-        <w:t xml:space="preserve"> de interfaz como anexo una vez estén listos, referenciando los RF que cada pantalla cubre.</w:t>
+        <w:t>Incorporar los wireframes de interfaz como anexo una vez estén listos, referenciando los RF que cada pantalla cubre.</w:t>
       </w:r>
     </w:p>
     <w:p/>
